--- a/Early-or-Late-Distribution-Sheet.docx
+++ b/Early-or-Late-Distribution-Sheet.docx
@@ -57,7 +57,7 @@
           <w:sz w:val="20"/>
           <w:szCs w:val="20"/>
         </w:rPr>
-        <w:t xml:space="preserve">Created by Unicorn for Conor Powell, Peter Rapp, Michelle Fine, Firat Celebi &amp; Raul.</w:t>
+        <w:t xml:space="preserve">Created by Unicorn for Conor Devlin-Powell, Peter Rapp, Michelle Fine, Firat Celebi &amp; Raul.</w:t>
       </w:r>
     </w:p>
     <w:p>
@@ -540,7 +540,7 @@
                 <w:sz w:val="22"/>
                 <w:szCs w:val="22"/>
               </w:rPr>
-              <w:t xml:space="preserve">Conor Powell</w:t>
+              <w:t xml:space="preserve">Conor Devlin-Powell</w:t>
             </w:r>
           </w:p>
         </w:tc>

--- a/Early-or-Late-Distribution-Sheet.docx
+++ b/Early-or-Late-Distribution-Sheet.docx
@@ -57,7 +57,7 @@
           <w:sz w:val="20"/>
           <w:szCs w:val="20"/>
         </w:rPr>
-        <w:t xml:space="preserve">Created by Unicorn for Conor Devlin-Powell, Peter Rapp, Michelle Fine, Firat Celebi &amp; Raul.</w:t>
+        <w:t xml:space="preserve">Created by Unicorn for Conor Devlin-Powell, Michelle Fine, Firat Celebi &amp; Raul.</w:t>
       </w:r>
     </w:p>
     <w:p>
@@ -571,68 +571,6 @@
                   <w:szCs w:val="18"/>
                 </w:rPr>
                 <w:t xml:space="preserve">https://earlyorlatevalidation.netlify.app/?from=conor</w:t>
-              </w:r>
-            </w:hyperlink>
-          </w:p>
-        </w:tc>
-      </w:tr>
-      <w:tr>
-        <w:tc>
-          <w:tcPr>
-            <w:tcW w:type="dxa" w:w="2200"/>
-            <w:tcBorders>
-              <w:top w:val="single" w:color="D8D2C8" w:sz="4"/>
-              <w:left w:val="single" w:color="D8D2C8" w:sz="4"/>
-              <w:bottom w:val="single" w:color="D8D2C8" w:sz="4"/>
-              <w:right w:val="single" w:color="D8D2C8" w:sz="4"/>
-            </w:tcBorders>
-            <w:shd w:fill="F9F7F3" w:val="clear"/>
-            <w:tcMar>
-              <w:top w:type="dxa" w:w="120"/>
-              <w:left w:type="dxa" w:w="140"/>
-              <w:bottom w:type="dxa" w:w="120"/>
-              <w:right w:type="dxa" w:w="140"/>
-            </w:tcMar>
-          </w:tcPr>
-          <w:p>
-            <w:r>
-              <w:rPr>
-                <w:b/>
-                <w:bCs/>
-                <w:sz w:val="22"/>
-                <w:szCs w:val="22"/>
-              </w:rPr>
-              <w:t xml:space="preserve">Peter Rapp</w:t>
-            </w:r>
-          </w:p>
-        </w:tc>
-        <w:tc>
-          <w:tcPr>
-            <w:tcW w:type="dxa" w:w="7160"/>
-            <w:tcBorders>
-              <w:top w:val="single" w:color="D8D2C8" w:sz="4"/>
-              <w:left w:val="single" w:color="D8D2C8" w:sz="4"/>
-              <w:bottom w:val="single" w:color="D8D2C8" w:sz="4"/>
-              <w:right w:val="single" w:color="D8D2C8" w:sz="4"/>
-            </w:tcBorders>
-            <w:shd w:fill="F9F7F3" w:val="clear"/>
-            <w:tcMar>
-              <w:top w:type="dxa" w:w="120"/>
-              <w:left w:type="dxa" w:w="140"/>
-              <w:bottom w:type="dxa" w:w="120"/>
-              <w:right w:type="dxa" w:w="140"/>
-            </w:tcMar>
-          </w:tcPr>
-          <w:p>
-            <w:hyperlink w:history="1" r:id="rIdz7kgm7ym_any-92_kwcrn">
-              <w:r>
-                <w:rPr>
-                  <w:rStyle w:val="Hyperlink"/>
-                  <w:rFonts w:ascii="Consolas" w:cs="Consolas" w:eastAsia="Consolas" w:hAnsi="Consolas"/>
-                  <w:sz w:val="18"/>
-                  <w:szCs w:val="18"/>
-                </w:rPr>
-                <w:t xml:space="preserve">https://earlyorlatevalidation.netlify.app/?from=peter</w:t>
               </w:r>
             </w:hyperlink>
           </w:p>
